--- a/00-首页/题组Word/习题书/第二篇-结构化学/5-对称性与群论-学生版.docx
+++ b/00-首页/题组Word/习题书/第二篇-结构化学/5-对称性与群论-学生版.docx
@@ -3,6 +3,239 @@
 <w:document xmlns:w="http://schemas.openxmlformats.org/wordprocessingml/2006/main" xmlns:m="http://schemas.openxmlformats.org/officeDocument/2006/math" xmlns:r="http://schemas.openxmlformats.org/officeDocument/2006/relationships" xmlns:o="urn:schemas-microsoft-com:office:office" xmlns:v="urn:schemas-microsoft-com:vml" xmlns:w10="urn:schemas-microsoft-com:office:word" xmlns:a="http://schemas.openxmlformats.org/drawingml/2006/main" xmlns:pic="http://schemas.openxmlformats.org/drawingml/2006/picture" xmlns:wp="http://schemas.openxmlformats.org/drawingml/2006/wordprocessingDrawing">
   <w:body>
     <w:bookmarkStart w:id="42" w:name="第-5-章-对称性与群论"/>
+    <w:p>
+      <w:pPr>
+        <w:spacing w:after="1800" w:before="1200" w:line="276" w:lineRule="auto"/>
+        <w:jc w:val="center"/>
+      </w:pPr>
+    </w:p>
+    <w:p>
+      <w:pPr>
+        <w:spacing w:after="320" w:before="0" w:line="276" w:lineRule="auto"/>
+        <w:jc w:val="center"/>
+      </w:pPr>
+      <w:r>
+        <w:rPr>
+          <w:rFonts w:ascii="Times New Roman" w:hAnsi="Times New Roman" w:eastAsia="SimHei" w:cs="Times New Roman"/>
+          <w:b/>
+          <w:color w:val="17324D"/>
+          <w:sz w:val="64"/>
+        </w:rPr>
+        <w:t>化学竞赛习题册</w:t>
+      </w:r>
+    </w:p>
+    <w:p>
+      <w:pPr>
+        <w:spacing w:after="120" w:before="0" w:line="276" w:lineRule="auto"/>
+        <w:jc w:val="center"/>
+      </w:pPr>
+      <w:r>
+        <w:rPr>
+          <w:rFonts w:ascii="Times New Roman" w:hAnsi="Times New Roman" w:eastAsia="SimHei" w:cs="Times New Roman"/>
+          <w:b w:val="0"/>
+          <w:color w:val="5B6975"/>
+          <w:sz w:val="32"/>
+        </w:rPr>
+        <w:t>第二篇</w:t>
+      </w:r>
+      <w:r>
+        <w:rPr>
+          <w:rFonts w:ascii="Times New Roman" w:hAnsi="Times New Roman" w:eastAsia="Times New Roman" w:cs="Times New Roman"/>
+          <w:b w:val="0"/>
+          <w:color w:val="5B6975"/>
+          <w:sz w:val="32"/>
+        </w:rPr>
+        <w:t xml:space="preserve"> </w:t>
+      </w:r>
+      <w:r>
+        <w:rPr>
+          <w:rFonts w:ascii="Times New Roman" w:hAnsi="Times New Roman" w:eastAsia="SimHei" w:cs="Times New Roman"/>
+          <w:b w:val="0"/>
+          <w:color w:val="5B6975"/>
+          <w:sz w:val="32"/>
+        </w:rPr>
+        <w:t>结构化学</w:t>
+      </w:r>
+    </w:p>
+    <w:p>
+      <w:pPr>
+        <w:spacing w:after="600" w:before="0" w:line="276" w:lineRule="auto"/>
+        <w:jc w:val="center"/>
+      </w:pPr>
+      <w:r>
+        <w:rPr>
+          <w:rFonts w:ascii="Times New Roman" w:hAnsi="Times New Roman" w:eastAsia="SimHei" w:cs="Times New Roman"/>
+          <w:b/>
+          <w:color w:val="17324D"/>
+          <w:sz w:val="44"/>
+        </w:rPr>
+        <w:t>第</w:t>
+      </w:r>
+      <w:r>
+        <w:rPr>
+          <w:rFonts w:ascii="Times New Roman" w:hAnsi="Times New Roman" w:eastAsia="Times New Roman" w:cs="Times New Roman"/>
+          <w:b/>
+          <w:color w:val="17324D"/>
+          <w:sz w:val="44"/>
+        </w:rPr>
+        <w:t xml:space="preserve"> 5 </w:t>
+      </w:r>
+      <w:r>
+        <w:rPr>
+          <w:rFonts w:ascii="Times New Roman" w:hAnsi="Times New Roman" w:eastAsia="SimHei" w:cs="Times New Roman"/>
+          <w:b/>
+          <w:color w:val="17324D"/>
+          <w:sz w:val="44"/>
+        </w:rPr>
+        <w:t>章</w:t>
+      </w:r>
+      <w:r>
+        <w:rPr>
+          <w:rFonts w:ascii="Times New Roman" w:hAnsi="Times New Roman" w:eastAsia="Times New Roman" w:cs="Times New Roman"/>
+          <w:b/>
+          <w:color w:val="17324D"/>
+          <w:sz w:val="44"/>
+        </w:rPr>
+        <w:t xml:space="preserve"> </w:t>
+      </w:r>
+      <w:r>
+        <w:rPr>
+          <w:rFonts w:ascii="Times New Roman" w:hAnsi="Times New Roman" w:eastAsia="SimHei" w:cs="Times New Roman"/>
+          <w:b/>
+          <w:color w:val="17324D"/>
+          <w:sz w:val="44"/>
+        </w:rPr>
+        <w:t>对称性与群论</w:t>
+      </w:r>
+    </w:p>
+    <w:p>
+      <w:pPr>
+        <w:spacing w:after="600" w:before="120" w:line="276" w:lineRule="auto"/>
+        <w:jc w:val="center"/>
+        <w:pBdr>
+          <w:bottom w:val="single" w:sz="8" w:space="4" w:color="4A6577"/>
+        </w:pBdr>
+      </w:pPr>
+    </w:p>
+    <w:p>
+      <w:pPr>
+        <w:spacing w:after="160" w:before="0" w:line="276" w:lineRule="auto"/>
+        <w:jc w:val="center"/>
+      </w:pPr>
+      <w:r>
+        <w:rPr>
+          <w:rFonts w:ascii="Times New Roman" w:hAnsi="Times New Roman" w:eastAsia="FangSong" w:cs="Times New Roman"/>
+          <w:b w:val="0"/>
+          <w:color w:val="5B6975"/>
+          <w:sz w:val="24"/>
+        </w:rPr>
+        <w:t>题量</w:t>
+      </w:r>
+      <w:r>
+        <w:rPr>
+          <w:rFonts w:ascii="Times New Roman" w:hAnsi="Times New Roman" w:eastAsia="Times New Roman" w:cs="Times New Roman"/>
+          <w:b w:val="0"/>
+          <w:color w:val="5B6975"/>
+          <w:sz w:val="24"/>
+        </w:rPr>
+        <w:t>：32</w:t>
+      </w:r>
+    </w:p>
+    <w:p>
+      <w:pPr>
+        <w:spacing w:after="160" w:before="0" w:line="276" w:lineRule="auto"/>
+        <w:jc w:val="center"/>
+      </w:pPr>
+      <w:r>
+        <w:rPr>
+          <w:rFonts w:ascii="Times New Roman" w:hAnsi="Times New Roman" w:eastAsia="FangSong" w:cs="Times New Roman"/>
+          <w:b w:val="0"/>
+          <w:color w:val="5B6975"/>
+          <w:sz w:val="24"/>
+        </w:rPr>
+        <w:t>版本</w:t>
+      </w:r>
+      <w:r>
+        <w:rPr>
+          <w:rFonts w:ascii="Times New Roman" w:hAnsi="Times New Roman" w:eastAsia="Times New Roman" w:cs="Times New Roman"/>
+          <w:b w:val="0"/>
+          <w:color w:val="5B6975"/>
+          <w:sz w:val="24"/>
+        </w:rPr>
+        <w:t>：</w:t>
+      </w:r>
+      <w:r>
+        <w:rPr>
+          <w:rFonts w:ascii="Times New Roman" w:hAnsi="Times New Roman" w:eastAsia="FangSong" w:cs="Times New Roman"/>
+          <w:b w:val="0"/>
+          <w:color w:val="5B6975"/>
+          <w:sz w:val="24"/>
+        </w:rPr>
+        <w:t>学生版</w:t>
+      </w:r>
+      <w:r>
+        <w:rPr>
+          <w:rFonts w:ascii="Times New Roman" w:hAnsi="Times New Roman" w:eastAsia="Times New Roman" w:cs="Times New Roman"/>
+          <w:b w:val="0"/>
+          <w:color w:val="5B6975"/>
+          <w:sz w:val="24"/>
+        </w:rPr>
+        <w:t>（</w:t>
+      </w:r>
+      <w:r>
+        <w:rPr>
+          <w:rFonts w:ascii="Times New Roman" w:hAnsi="Times New Roman" w:eastAsia="FangSong" w:cs="Times New Roman"/>
+          <w:b w:val="0"/>
+          <w:color w:val="5B6975"/>
+          <w:sz w:val="24"/>
+        </w:rPr>
+        <w:t>无答案</w:t>
+      </w:r>
+      <w:r>
+        <w:rPr>
+          <w:rFonts w:ascii="Times New Roman" w:hAnsi="Times New Roman" w:eastAsia="Times New Roman" w:cs="Times New Roman"/>
+          <w:b w:val="0"/>
+          <w:color w:val="5B6975"/>
+          <w:sz w:val="24"/>
+        </w:rPr>
+        <w:t>）</w:t>
+      </w:r>
+    </w:p>
+    <w:p>
+      <w:pPr>
+        <w:spacing w:after="160" w:before="0" w:line="276" w:lineRule="auto"/>
+        <w:jc w:val="center"/>
+      </w:pPr>
+      <w:r>
+        <w:rPr>
+          <w:rFonts w:ascii="Times New Roman" w:hAnsi="Times New Roman" w:eastAsia="FangSong" w:cs="Times New Roman"/>
+          <w:b w:val="0"/>
+          <w:color w:val="5B6975"/>
+          <w:sz w:val="24"/>
+        </w:rPr>
+        <w:t>日期</w:t>
+      </w:r>
+      <w:r>
+        <w:rPr>
+          <w:rFonts w:ascii="Times New Roman" w:hAnsi="Times New Roman" w:eastAsia="Times New Roman" w:cs="Times New Roman"/>
+          <w:b w:val="0"/>
+          <w:color w:val="5B6975"/>
+          <w:sz w:val="24"/>
+        </w:rPr>
+        <w:t>：2026-09-10</w:t>
+      </w:r>
+    </w:p>
+    <w:p>
+      <w:pPr>
+        <w:jc w:val="center"/>
+      </w:pPr>
+      <w:r>
+        <w:rPr>
+          <w:rFonts w:ascii="Times New Roman" w:hAnsi="Times New Roman" w:eastAsia="Times New Roman" w:cs="Times New Roman"/>
+        </w:rPr>
+        <w:br w:type="page"/>
+      </w:r>
+    </w:p>
     <w:p>
       <w:pPr>
         <w:pStyle w:val="Heading1"/>

--- a/00-首页/题组Word/习题书/第二篇-结构化学/5-对称性与群论-学生版.docx
+++ b/00-首页/题组Word/习题书/第二篇-结构化学/5-对称性与群论-学生版.docx
@@ -5,239 +5,6 @@
     <w:bookmarkStart w:id="42" w:name="第-5-章-对称性与群论"/>
     <w:p>
       <w:pPr>
-        <w:spacing w:after="1800" w:before="1200" w:line="276" w:lineRule="auto"/>
-        <w:jc w:val="center"/>
-      </w:pPr>
-    </w:p>
-    <w:p>
-      <w:pPr>
-        <w:spacing w:after="320" w:before="0" w:line="276" w:lineRule="auto"/>
-        <w:jc w:val="center"/>
-      </w:pPr>
-      <w:r>
-        <w:rPr>
-          <w:rFonts w:ascii="Times New Roman" w:hAnsi="Times New Roman" w:eastAsia="SimHei" w:cs="Times New Roman"/>
-          <w:b/>
-          <w:color w:val="17324D"/>
-          <w:sz w:val="64"/>
-        </w:rPr>
-        <w:t>化学竞赛习题册</w:t>
-      </w:r>
-    </w:p>
-    <w:p>
-      <w:pPr>
-        <w:spacing w:after="120" w:before="0" w:line="276" w:lineRule="auto"/>
-        <w:jc w:val="center"/>
-      </w:pPr>
-      <w:r>
-        <w:rPr>
-          <w:rFonts w:ascii="Times New Roman" w:hAnsi="Times New Roman" w:eastAsia="SimHei" w:cs="Times New Roman"/>
-          <w:b w:val="0"/>
-          <w:color w:val="5B6975"/>
-          <w:sz w:val="32"/>
-        </w:rPr>
-        <w:t>第二篇</w:t>
-      </w:r>
-      <w:r>
-        <w:rPr>
-          <w:rFonts w:ascii="Times New Roman" w:hAnsi="Times New Roman" w:eastAsia="Times New Roman" w:cs="Times New Roman"/>
-          <w:b w:val="0"/>
-          <w:color w:val="5B6975"/>
-          <w:sz w:val="32"/>
-        </w:rPr>
-        <w:t xml:space="preserve"> </w:t>
-      </w:r>
-      <w:r>
-        <w:rPr>
-          <w:rFonts w:ascii="Times New Roman" w:hAnsi="Times New Roman" w:eastAsia="SimHei" w:cs="Times New Roman"/>
-          <w:b w:val="0"/>
-          <w:color w:val="5B6975"/>
-          <w:sz w:val="32"/>
-        </w:rPr>
-        <w:t>结构化学</w:t>
-      </w:r>
-    </w:p>
-    <w:p>
-      <w:pPr>
-        <w:spacing w:after="600" w:before="0" w:line="276" w:lineRule="auto"/>
-        <w:jc w:val="center"/>
-      </w:pPr>
-      <w:r>
-        <w:rPr>
-          <w:rFonts w:ascii="Times New Roman" w:hAnsi="Times New Roman" w:eastAsia="SimHei" w:cs="Times New Roman"/>
-          <w:b/>
-          <w:color w:val="17324D"/>
-          <w:sz w:val="44"/>
-        </w:rPr>
-        <w:t>第</w:t>
-      </w:r>
-      <w:r>
-        <w:rPr>
-          <w:rFonts w:ascii="Times New Roman" w:hAnsi="Times New Roman" w:eastAsia="Times New Roman" w:cs="Times New Roman"/>
-          <w:b/>
-          <w:color w:val="17324D"/>
-          <w:sz w:val="44"/>
-        </w:rPr>
-        <w:t xml:space="preserve"> 5 </w:t>
-      </w:r>
-      <w:r>
-        <w:rPr>
-          <w:rFonts w:ascii="Times New Roman" w:hAnsi="Times New Roman" w:eastAsia="SimHei" w:cs="Times New Roman"/>
-          <w:b/>
-          <w:color w:val="17324D"/>
-          <w:sz w:val="44"/>
-        </w:rPr>
-        <w:t>章</w:t>
-      </w:r>
-      <w:r>
-        <w:rPr>
-          <w:rFonts w:ascii="Times New Roman" w:hAnsi="Times New Roman" w:eastAsia="Times New Roman" w:cs="Times New Roman"/>
-          <w:b/>
-          <w:color w:val="17324D"/>
-          <w:sz w:val="44"/>
-        </w:rPr>
-        <w:t xml:space="preserve"> </w:t>
-      </w:r>
-      <w:r>
-        <w:rPr>
-          <w:rFonts w:ascii="Times New Roman" w:hAnsi="Times New Roman" w:eastAsia="SimHei" w:cs="Times New Roman"/>
-          <w:b/>
-          <w:color w:val="17324D"/>
-          <w:sz w:val="44"/>
-        </w:rPr>
-        <w:t>对称性与群论</w:t>
-      </w:r>
-    </w:p>
-    <w:p>
-      <w:pPr>
-        <w:spacing w:after="600" w:before="120" w:line="276" w:lineRule="auto"/>
-        <w:jc w:val="center"/>
-        <w:pBdr>
-          <w:bottom w:val="single" w:sz="8" w:space="4" w:color="4A6577"/>
-        </w:pBdr>
-      </w:pPr>
-    </w:p>
-    <w:p>
-      <w:pPr>
-        <w:spacing w:after="160" w:before="0" w:line="276" w:lineRule="auto"/>
-        <w:jc w:val="center"/>
-      </w:pPr>
-      <w:r>
-        <w:rPr>
-          <w:rFonts w:ascii="Times New Roman" w:hAnsi="Times New Roman" w:eastAsia="FangSong" w:cs="Times New Roman"/>
-          <w:b w:val="0"/>
-          <w:color w:val="5B6975"/>
-          <w:sz w:val="24"/>
-        </w:rPr>
-        <w:t>题量</w:t>
-      </w:r>
-      <w:r>
-        <w:rPr>
-          <w:rFonts w:ascii="Times New Roman" w:hAnsi="Times New Roman" w:eastAsia="Times New Roman" w:cs="Times New Roman"/>
-          <w:b w:val="0"/>
-          <w:color w:val="5B6975"/>
-          <w:sz w:val="24"/>
-        </w:rPr>
-        <w:t>：32</w:t>
-      </w:r>
-    </w:p>
-    <w:p>
-      <w:pPr>
-        <w:spacing w:after="160" w:before="0" w:line="276" w:lineRule="auto"/>
-        <w:jc w:val="center"/>
-      </w:pPr>
-      <w:r>
-        <w:rPr>
-          <w:rFonts w:ascii="Times New Roman" w:hAnsi="Times New Roman" w:eastAsia="FangSong" w:cs="Times New Roman"/>
-          <w:b w:val="0"/>
-          <w:color w:val="5B6975"/>
-          <w:sz w:val="24"/>
-        </w:rPr>
-        <w:t>版本</w:t>
-      </w:r>
-      <w:r>
-        <w:rPr>
-          <w:rFonts w:ascii="Times New Roman" w:hAnsi="Times New Roman" w:eastAsia="Times New Roman" w:cs="Times New Roman"/>
-          <w:b w:val="0"/>
-          <w:color w:val="5B6975"/>
-          <w:sz w:val="24"/>
-        </w:rPr>
-        <w:t>：</w:t>
-      </w:r>
-      <w:r>
-        <w:rPr>
-          <w:rFonts w:ascii="Times New Roman" w:hAnsi="Times New Roman" w:eastAsia="FangSong" w:cs="Times New Roman"/>
-          <w:b w:val="0"/>
-          <w:color w:val="5B6975"/>
-          <w:sz w:val="24"/>
-        </w:rPr>
-        <w:t>学生版</w:t>
-      </w:r>
-      <w:r>
-        <w:rPr>
-          <w:rFonts w:ascii="Times New Roman" w:hAnsi="Times New Roman" w:eastAsia="Times New Roman" w:cs="Times New Roman"/>
-          <w:b w:val="0"/>
-          <w:color w:val="5B6975"/>
-          <w:sz w:val="24"/>
-        </w:rPr>
-        <w:t>（</w:t>
-      </w:r>
-      <w:r>
-        <w:rPr>
-          <w:rFonts w:ascii="Times New Roman" w:hAnsi="Times New Roman" w:eastAsia="FangSong" w:cs="Times New Roman"/>
-          <w:b w:val="0"/>
-          <w:color w:val="5B6975"/>
-          <w:sz w:val="24"/>
-        </w:rPr>
-        <w:t>无答案</w:t>
-      </w:r>
-      <w:r>
-        <w:rPr>
-          <w:rFonts w:ascii="Times New Roman" w:hAnsi="Times New Roman" w:eastAsia="Times New Roman" w:cs="Times New Roman"/>
-          <w:b w:val="0"/>
-          <w:color w:val="5B6975"/>
-          <w:sz w:val="24"/>
-        </w:rPr>
-        <w:t>）</w:t>
-      </w:r>
-    </w:p>
-    <w:p>
-      <w:pPr>
-        <w:spacing w:after="160" w:before="0" w:line="276" w:lineRule="auto"/>
-        <w:jc w:val="center"/>
-      </w:pPr>
-      <w:r>
-        <w:rPr>
-          <w:rFonts w:ascii="Times New Roman" w:hAnsi="Times New Roman" w:eastAsia="FangSong" w:cs="Times New Roman"/>
-          <w:b w:val="0"/>
-          <w:color w:val="5B6975"/>
-          <w:sz w:val="24"/>
-        </w:rPr>
-        <w:t>日期</w:t>
-      </w:r>
-      <w:r>
-        <w:rPr>
-          <w:rFonts w:ascii="Times New Roman" w:hAnsi="Times New Roman" w:eastAsia="Times New Roman" w:cs="Times New Roman"/>
-          <w:b w:val="0"/>
-          <w:color w:val="5B6975"/>
-          <w:sz w:val="24"/>
-        </w:rPr>
-        <w:t>：2026-09-10</w:t>
-      </w:r>
-    </w:p>
-    <w:p>
-      <w:pPr>
-        <w:jc w:val="center"/>
-      </w:pPr>
-      <w:r>
-        <w:rPr>
-          <w:rFonts w:ascii="Times New Roman" w:hAnsi="Times New Roman" w:eastAsia="Times New Roman" w:cs="Times New Roman"/>
-        </w:rPr>
-        <w:br w:type="page"/>
-      </w:r>
-    </w:p>
-    <w:p>
-      <w:pPr>
         <w:pStyle w:val="Heading1"/>
         <w:spacing w:before="280" w:after="120"/>
         <w:jc w:val="center"/>
@@ -297,7 +64,7 @@
       </w:r>
     </w:p>
     <w:bookmarkEnd w:id="9"/>
-    <w:bookmarkStart w:id="10" w:name="群论-习题1.4"/>
+    <w:bookmarkStart w:id="10" w:name="群论"/>
     <w:p>
       <w:pPr>
         <w:pStyle w:val="Heading2"/>
@@ -313,25 +80,7 @@
         <w:rPr>
           <w:rFonts w:hint="eastAsia" w:ascii="Times New Roman" w:hAnsi="Times New Roman" w:eastAsia="SimHei" w:cs="Times New Roman"/>
         </w:rPr>
-        <w:t>群论</w:t>
-      </w:r>
-      <w:r>
-        <w:rPr>
-          <w:rFonts w:hint="eastAsia" w:ascii="Times New Roman" w:hAnsi="Times New Roman" w:eastAsia="Times New Roman" w:cs="Times New Roman"/>
-        </w:rPr>
-        <w:t>-</w:t>
-      </w:r>
-      <w:r>
-        <w:rPr>
-          <w:rFonts w:hint="eastAsia" w:ascii="Times New Roman" w:hAnsi="Times New Roman" w:eastAsia="SimHei" w:cs="Times New Roman"/>
-        </w:rPr>
-        <w:t>习题</w:t>
-      </w:r>
-      <w:r>
-        <w:rPr>
-          <w:rFonts w:hint="eastAsia" w:ascii="Times New Roman" w:hAnsi="Times New Roman" w:eastAsia="Times New Roman" w:cs="Times New Roman"/>
-        </w:rPr>
-        <w:t>1.4</w:t>
+        <w:t xml:space="preserve">群论</w:t>
       </w:r>
     </w:p>
     <w:p>
@@ -576,7 +325,7 @@
       </w:r>
     </w:p>
     <w:bookmarkEnd w:id="10"/>
-    <w:bookmarkStart w:id="11" w:name="对称性-习题4.1"/>
+    <w:bookmarkStart w:id="11" w:name="对称性"/>
     <w:p>
       <w:pPr>
         <w:pStyle w:val="Heading2"/>
@@ -592,25 +341,7 @@
         <w:rPr>
           <w:rFonts w:hint="eastAsia" w:ascii="Times New Roman" w:hAnsi="Times New Roman" w:eastAsia="SimHei" w:cs="Times New Roman"/>
         </w:rPr>
-        <w:t>对称性</w:t>
-      </w:r>
-      <w:r>
-        <w:rPr>
-          <w:rFonts w:hint="eastAsia" w:ascii="Times New Roman" w:hAnsi="Times New Roman" w:eastAsia="Times New Roman" w:cs="Times New Roman"/>
-        </w:rPr>
-        <w:t>-</w:t>
-      </w:r>
-      <w:r>
-        <w:rPr>
-          <w:rFonts w:hint="eastAsia" w:ascii="Times New Roman" w:hAnsi="Times New Roman" w:eastAsia="SimHei" w:cs="Times New Roman"/>
-        </w:rPr>
-        <w:t>习题</w:t>
-      </w:r>
-      <w:r>
-        <w:rPr>
-          <w:rFonts w:hint="eastAsia" w:ascii="Times New Roman" w:hAnsi="Times New Roman" w:eastAsia="Times New Roman" w:cs="Times New Roman"/>
-        </w:rPr>
-        <w:t>4.1</w:t>
+        <w:t xml:space="preserve">对称性</w:t>
       </w:r>
     </w:p>
     <w:p>
@@ -633,15 +364,25 @@
         <w:rPr>
           <w:rFonts w:ascii="Times New Roman" w:hAnsi="Times New Roman" w:eastAsia="Times New Roman" w:cs="Times New Roman"/>
         </w:rPr>
-        <w:t xml:space="preserve"> CS</w:t>
-      </w:r>
-      <w:r>
-        <w:rPr>
-          <w:rFonts w:ascii="Times New Roman" w:hAnsi="Times New Roman" w:eastAsia="Times New Roman" w:cs="Times New Roman"/>
-          <w:vertAlign w:val="subscript"/>
-        </w:rPr>
-        <w:t>2</w:t>
-      </w:r>
+        <w:t xml:space="preserve"> </w:t>
+      </w:r>
+      <m:oMath>
+        <m:r>
+          <m:t>C</m:t>
+        </m:r>
+        <m:sSub>
+          <m:e>
+            <m:r>
+              <m:t>S</m:t>
+            </m:r>
+          </m:e>
+          <m:sub>
+            <m:r>
+              <m:t>2</m:t>
+            </m:r>
+          </m:sub>
+        </m:sSub>
+      </m:oMath>
       <w:r>
         <w:rPr>
           <w:rFonts w:ascii="Times New Roman" w:hAnsi="Times New Roman" w:eastAsia="Times New Roman" w:cs="Times New Roman"/>
@@ -690,7 +431,7 @@
       </w:r>
     </w:p>
     <w:bookmarkEnd w:id="11"/>
-    <w:bookmarkStart w:id="12" w:name="对称性-习题4.2"/>
+    <w:bookmarkStart w:id="12" w:name="对称性-1"/>
     <w:p>
       <w:pPr>
         <w:pStyle w:val="Heading2"/>
@@ -706,25 +447,7 @@
         <w:rPr>
           <w:rFonts w:hint="eastAsia" w:ascii="Times New Roman" w:hAnsi="Times New Roman" w:eastAsia="SimHei" w:cs="Times New Roman"/>
         </w:rPr>
-        <w:t>对称性</w:t>
-      </w:r>
-      <w:r>
-        <w:rPr>
-          <w:rFonts w:hint="eastAsia" w:ascii="Times New Roman" w:hAnsi="Times New Roman" w:eastAsia="Times New Roman" w:cs="Times New Roman"/>
-        </w:rPr>
-        <w:t>-</w:t>
-      </w:r>
-      <w:r>
-        <w:rPr>
-          <w:rFonts w:hint="eastAsia" w:ascii="Times New Roman" w:hAnsi="Times New Roman" w:eastAsia="SimHei" w:cs="Times New Roman"/>
-        </w:rPr>
-        <w:t>习题</w:t>
-      </w:r>
-      <w:r>
-        <w:rPr>
-          <w:rFonts w:hint="eastAsia" w:ascii="Times New Roman" w:hAnsi="Times New Roman" w:eastAsia="Times New Roman" w:cs="Times New Roman"/>
-        </w:rPr>
-        <w:t>4.2</w:t>
+        <w:t xml:space="preserve">对称性</w:t>
       </w:r>
     </w:p>
     <w:p>
@@ -811,7 +534,7 @@
       </w:r>
     </w:p>
     <w:bookmarkEnd w:id="12"/>
-    <w:bookmarkStart w:id="13" w:name="对称性-习题4.3"/>
+    <w:bookmarkStart w:id="13" w:name="对称性-2"/>
     <w:p>
       <w:pPr>
         <w:pStyle w:val="Heading2"/>
@@ -827,25 +550,7 @@
         <w:rPr>
           <w:rFonts w:hint="eastAsia" w:ascii="Times New Roman" w:hAnsi="Times New Roman" w:eastAsia="SimHei" w:cs="Times New Roman"/>
         </w:rPr>
-        <w:t>对称性</w:t>
-      </w:r>
-      <w:r>
-        <w:rPr>
-          <w:rFonts w:hint="eastAsia" w:ascii="Times New Roman" w:hAnsi="Times New Roman" w:eastAsia="Times New Roman" w:cs="Times New Roman"/>
-        </w:rPr>
-        <w:t>-</w:t>
-      </w:r>
-      <w:r>
-        <w:rPr>
-          <w:rFonts w:hint="eastAsia" w:ascii="Times New Roman" w:hAnsi="Times New Roman" w:eastAsia="SimHei" w:cs="Times New Roman"/>
-        </w:rPr>
-        <w:t>习题</w:t>
-      </w:r>
-      <w:r>
-        <w:rPr>
-          <w:rFonts w:hint="eastAsia" w:ascii="Times New Roman" w:hAnsi="Times New Roman" w:eastAsia="Times New Roman" w:cs="Times New Roman"/>
-        </w:rPr>
-        <w:t>4.3</w:t>
+        <w:t xml:space="preserve">对称性</w:t>
       </w:r>
     </w:p>
     <w:p>
@@ -862,15 +567,22 @@
         <w:rPr>
           <w:rFonts w:ascii="Times New Roman" w:hAnsi="Times New Roman" w:eastAsia="Times New Roman" w:cs="Times New Roman"/>
         </w:rPr>
-        <w:t xml:space="preserve"> S</w:t>
-      </w:r>
-      <w:r>
-        <w:rPr>
-          <w:rFonts w:ascii="Times New Roman" w:hAnsi="Times New Roman" w:eastAsia="Times New Roman" w:cs="Times New Roman"/>
-          <w:vertAlign w:val="subscript"/>
-        </w:rPr>
-        <w:t>3</w:t>
-      </w:r>
+        <w:t xml:space="preserve"> </w:t>
+      </w:r>
+      <m:oMath>
+        <m:sSub>
+          <m:e>
+            <m:r>
+              <m:t>S</m:t>
+            </m:r>
+          </m:e>
+          <m:sub>
+            <m:r>
+              <m:t>3</m:t>
+            </m:r>
+          </m:sub>
+        </m:sSub>
+      </m:oMath>
       <w:r>
         <w:rPr>
           <w:rFonts w:ascii="Times New Roman" w:hAnsi="Times New Roman" w:eastAsia="Times New Roman" w:cs="Times New Roman"/>
@@ -887,15 +599,22 @@
         <w:rPr>
           <w:rFonts w:ascii="Times New Roman" w:hAnsi="Times New Roman" w:eastAsia="Times New Roman" w:cs="Times New Roman"/>
         </w:rPr>
-        <w:t xml:space="preserve"> I</w:t>
-      </w:r>
-      <w:r>
-        <w:rPr>
-          <w:rFonts w:ascii="Times New Roman" w:hAnsi="Times New Roman" w:eastAsia="Times New Roman" w:cs="Times New Roman"/>
-          <w:vertAlign w:val="subscript"/>
-        </w:rPr>
-        <w:t>3</w:t>
-      </w:r>
+        <w:t xml:space="preserve"> </w:t>
+      </w:r>
+      <m:oMath>
+        <m:sSub>
+          <m:e>
+            <m:r>
+              <m:t>I</m:t>
+            </m:r>
+          </m:e>
+          <m:sub>
+            <m:r>
+              <m:t>3</m:t>
+            </m:r>
+          </m:sub>
+        </m:sSub>
+      </m:oMath>
       <w:r>
         <w:rPr>
           <w:rFonts w:ascii="Times New Roman" w:hAnsi="Times New Roman" w:eastAsia="Times New Roman" w:cs="Times New Roman"/>
@@ -926,7 +645,7 @@
       </w:r>
     </w:p>
     <w:bookmarkEnd w:id="13"/>
-    <w:bookmarkStart w:id="14" w:name="对称性-习题4.4"/>
+    <w:bookmarkStart w:id="14" w:name="对称性-3"/>
     <w:p>
       <w:pPr>
         <w:pStyle w:val="Heading2"/>
@@ -942,25 +661,7 @@
         <w:rPr>
           <w:rFonts w:hint="eastAsia" w:ascii="Times New Roman" w:hAnsi="Times New Roman" w:eastAsia="SimHei" w:cs="Times New Roman"/>
         </w:rPr>
-        <w:t>对称性</w:t>
-      </w:r>
-      <w:r>
-        <w:rPr>
-          <w:rFonts w:hint="eastAsia" w:ascii="Times New Roman" w:hAnsi="Times New Roman" w:eastAsia="Times New Roman" w:cs="Times New Roman"/>
-        </w:rPr>
-        <w:t>-</w:t>
-      </w:r>
-      <w:r>
-        <w:rPr>
-          <w:rFonts w:hint="eastAsia" w:ascii="Times New Roman" w:hAnsi="Times New Roman" w:eastAsia="SimHei" w:cs="Times New Roman"/>
-        </w:rPr>
-        <w:t>习题</w:t>
-      </w:r>
-      <w:r>
-        <w:rPr>
-          <w:rFonts w:hint="eastAsia" w:ascii="Times New Roman" w:hAnsi="Times New Roman" w:eastAsia="Times New Roman" w:cs="Times New Roman"/>
-        </w:rPr>
-        <w:t>4.4</w:t>
+        <w:t xml:space="preserve">对称性</w:t>
       </w:r>
     </w:p>
     <w:p>
@@ -977,15 +678,22 @@
         <w:rPr>
           <w:rFonts w:ascii="Times New Roman" w:hAnsi="Times New Roman" w:eastAsia="Times New Roman" w:cs="Times New Roman"/>
         </w:rPr>
-        <w:t xml:space="preserve"> S</w:t>
-      </w:r>
-      <w:r>
-        <w:rPr>
-          <w:rFonts w:ascii="Times New Roman" w:hAnsi="Times New Roman" w:eastAsia="Times New Roman" w:cs="Times New Roman"/>
-          <w:vertAlign w:val="subscript"/>
-        </w:rPr>
-        <w:t>4</w:t>
-      </w:r>
+        <w:t xml:space="preserve"> </w:t>
+      </w:r>
+      <m:oMath>
+        <m:sSub>
+          <m:e>
+            <m:r>
+              <m:t>S</m:t>
+            </m:r>
+          </m:e>
+          <m:sub>
+            <m:r>
+              <m:t>4</m:t>
+            </m:r>
+          </m:sub>
+        </m:sSub>
+      </m:oMath>
       <w:r>
         <w:rPr>
           <w:rFonts w:ascii="Times New Roman" w:hAnsi="Times New Roman" w:eastAsia="Times New Roman" w:cs="Times New Roman"/>
@@ -1002,15 +710,22 @@
         <w:rPr>
           <w:rFonts w:ascii="Times New Roman" w:hAnsi="Times New Roman" w:eastAsia="Times New Roman" w:cs="Times New Roman"/>
         </w:rPr>
-        <w:t xml:space="preserve"> I</w:t>
-      </w:r>
-      <w:r>
-        <w:rPr>
-          <w:rFonts w:ascii="Times New Roman" w:hAnsi="Times New Roman" w:eastAsia="Times New Roman" w:cs="Times New Roman"/>
-          <w:vertAlign w:val="subscript"/>
-        </w:rPr>
-        <w:t>4</w:t>
-      </w:r>
+        <w:t xml:space="preserve"> </w:t>
+      </w:r>
+      <m:oMath>
+        <m:sSub>
+          <m:e>
+            <m:r>
+              <m:t>I</m:t>
+            </m:r>
+          </m:e>
+          <m:sub>
+            <m:r>
+              <m:t>4</m:t>
+            </m:r>
+          </m:sub>
+        </m:sSub>
+      </m:oMath>
       <w:r>
         <w:rPr>
           <w:rFonts w:ascii="Times New Roman" w:hAnsi="Times New Roman" w:eastAsia="Times New Roman" w:cs="Times New Roman"/>
@@ -1041,7 +756,7 @@
       </w:r>
     </w:p>
     <w:bookmarkEnd w:id="14"/>
-    <w:bookmarkStart w:id="15" w:name="对称性-习题4.5"/>
+    <w:bookmarkStart w:id="15" w:name="对称性-4"/>
     <w:p>
       <w:pPr>
         <w:pStyle w:val="Heading2"/>
@@ -1057,25 +772,7 @@
         <w:rPr>
           <w:rFonts w:hint="eastAsia" w:ascii="Times New Roman" w:hAnsi="Times New Roman" w:eastAsia="SimHei" w:cs="Times New Roman"/>
         </w:rPr>
-        <w:t>对称性</w:t>
-      </w:r>
-      <w:r>
-        <w:rPr>
-          <w:rFonts w:hint="eastAsia" w:ascii="Times New Roman" w:hAnsi="Times New Roman" w:eastAsia="Times New Roman" w:cs="Times New Roman"/>
-        </w:rPr>
-        <w:t>-</w:t>
-      </w:r>
-      <w:r>
-        <w:rPr>
-          <w:rFonts w:hint="eastAsia" w:ascii="Times New Roman" w:hAnsi="Times New Roman" w:eastAsia="SimHei" w:cs="Times New Roman"/>
-        </w:rPr>
-        <w:t>习题</w:t>
-      </w:r>
-      <w:r>
-        <w:rPr>
-          <w:rFonts w:hint="eastAsia" w:ascii="Times New Roman" w:hAnsi="Times New Roman" w:eastAsia="Times New Roman" w:cs="Times New Roman"/>
-        </w:rPr>
-        <w:t>4.5</w:t>
+        <w:t xml:space="preserve">对称性</w:t>
       </w:r>
     </w:p>
     <w:p>
@@ -1150,15 +847,22 @@
         <w:rPr>
           <w:rFonts w:ascii="Times New Roman" w:hAnsi="Times New Roman" w:eastAsia="Times New Roman" w:cs="Times New Roman"/>
         </w:rPr>
-        <w:t xml:space="preserve"> C</w:t>
-      </w:r>
-      <w:r>
-        <w:rPr>
-          <w:rFonts w:ascii="Times New Roman" w:hAnsi="Times New Roman" w:eastAsia="Times New Roman" w:cs="Times New Roman"/>
-          <w:vertAlign w:val="subscript"/>
-        </w:rPr>
-        <w:t>2</w:t>
-      </w:r>
+        <w:t xml:space="preserve"> </w:t>
+      </w:r>
+      <m:oMath>
+        <m:sSub>
+          <m:e>
+            <m:r>
+              <m:t>C</m:t>
+            </m:r>
+          </m:e>
+          <m:sub>
+            <m:r>
+              <m:t>2</m:t>
+            </m:r>
+          </m:sub>
+        </m:sSub>
+      </m:oMath>
       <w:r>
         <w:rPr>
           <w:rFonts w:ascii="Times New Roman" w:hAnsi="Times New Roman" w:eastAsia="Times New Roman" w:cs="Times New Roman"/>
@@ -1175,22 +879,27 @@
         <w:rPr>
           <w:rFonts w:ascii="Times New Roman" w:hAnsi="Times New Roman" w:eastAsia="Times New Roman" w:cs="Times New Roman"/>
         </w:rPr>
-        <w:t xml:space="preserve"> C</w:t>
-      </w:r>
-      <w:r>
-        <w:rPr>
-          <w:rFonts w:ascii="Times New Roman" w:hAnsi="Times New Roman" w:eastAsia="Times New Roman" w:cs="Times New Roman"/>
-          <w:vertAlign w:val="subscript"/>
-        </w:rPr>
-        <w:t>2</w:t>
-      </w:r>
-      <w:r>
-        <w:rPr>
-          <w:rFonts w:ascii="Times New Roman" w:hAnsi="Times New Roman" w:eastAsia="Times New Roman" w:cs="Times New Roman"/>
-          <w:vertAlign w:val="superscript"/>
-        </w:rPr>
-        <w:t>1</w:t>
-      </w:r>
+        <w:t xml:space="preserve"> </w:t>
+      </w:r>
+      <m:oMath>
+        <m:sSubSup>
+          <m:e>
+            <m:r>
+              <m:t>C</m:t>
+            </m:r>
+          </m:e>
+          <m:sub>
+            <m:r>
+              <m:t>2</m:t>
+            </m:r>
+          </m:sub>
+          <m:sup>
+            <m:r>
+              <m:t>1</m:t>
+            </m:r>
+          </m:sup>
+        </m:sSubSup>
+      </m:oMath>
       <w:r>
         <w:rPr>
           <w:rFonts w:ascii="Times New Roman" w:hAnsi="Times New Roman" w:eastAsia="Times New Roman" w:cs="Times New Roman"/>
@@ -1221,7 +930,7 @@
       </w:r>
     </w:p>
     <w:bookmarkEnd w:id="15"/>
-    <w:bookmarkStart w:id="16" w:name="对称性-习题4.6"/>
+    <w:bookmarkStart w:id="16" w:name="对称性-5"/>
     <w:p>
       <w:pPr>
         <w:pStyle w:val="Heading2"/>
@@ -1237,25 +946,7 @@
         <w:rPr>
           <w:rFonts w:hint="eastAsia" w:ascii="Times New Roman" w:hAnsi="Times New Roman" w:eastAsia="SimHei" w:cs="Times New Roman"/>
         </w:rPr>
-        <w:t>对称性</w:t>
-      </w:r>
-      <w:r>
-        <w:rPr>
-          <w:rFonts w:hint="eastAsia" w:ascii="Times New Roman" w:hAnsi="Times New Roman" w:eastAsia="Times New Roman" w:cs="Times New Roman"/>
-        </w:rPr>
-        <w:t>-</w:t>
-      </w:r>
-      <w:r>
-        <w:rPr>
-          <w:rFonts w:hint="eastAsia" w:ascii="Times New Roman" w:hAnsi="Times New Roman" w:eastAsia="SimHei" w:cs="Times New Roman"/>
-        </w:rPr>
-        <w:t>习题</w:t>
-      </w:r>
-      <w:r>
-        <w:rPr>
-          <w:rFonts w:hint="eastAsia" w:ascii="Times New Roman" w:hAnsi="Times New Roman" w:eastAsia="Times New Roman" w:cs="Times New Roman"/>
-        </w:rPr>
-        <w:t>4.6</w:t>
+        <w:t xml:space="preserve">对称性</w:t>
       </w:r>
     </w:p>
     <w:p>
@@ -1596,7 +1287,7 @@
       </w:r>
     </w:p>
     <w:bookmarkEnd w:id="16"/>
-    <w:bookmarkStart w:id="17" w:name="对称性-习题4.7"/>
+    <w:bookmarkStart w:id="17" w:name="对称性-6"/>
     <w:p>
       <w:pPr>
         <w:pStyle w:val="Heading2"/>
@@ -1612,25 +1303,7 @@
         <w:rPr>
           <w:rFonts w:hint="eastAsia" w:ascii="Times New Roman" w:hAnsi="Times New Roman" w:eastAsia="SimHei" w:cs="Times New Roman"/>
         </w:rPr>
-        <w:t>对称性</w:t>
-      </w:r>
-      <w:r>
-        <w:rPr>
-          <w:rFonts w:hint="eastAsia" w:ascii="Times New Roman" w:hAnsi="Times New Roman" w:eastAsia="Times New Roman" w:cs="Times New Roman"/>
-        </w:rPr>
-        <w:t>-</w:t>
-      </w:r>
-      <w:r>
-        <w:rPr>
-          <w:rFonts w:hint="eastAsia" w:ascii="Times New Roman" w:hAnsi="Times New Roman" w:eastAsia="SimHei" w:cs="Times New Roman"/>
-        </w:rPr>
-        <w:t>习题</w:t>
-      </w:r>
-      <w:r>
-        <w:rPr>
-          <w:rFonts w:hint="eastAsia" w:ascii="Times New Roman" w:hAnsi="Times New Roman" w:eastAsia="Times New Roman" w:cs="Times New Roman"/>
-        </w:rPr>
-        <w:t>4.7</w:t>
+        <w:t xml:space="preserve">对称性</w:t>
       </w:r>
     </w:p>
     <w:p>
@@ -1691,7 +1364,7 @@
       </w:r>
     </w:p>
     <w:bookmarkEnd w:id="17"/>
-    <w:bookmarkStart w:id="18" w:name="对称性-习题4.8"/>
+    <w:bookmarkStart w:id="18" w:name="对称性-7"/>
     <w:p>
       <w:pPr>
         <w:pStyle w:val="Heading2"/>
@@ -1707,25 +1380,7 @@
         <w:rPr>
           <w:rFonts w:hint="eastAsia" w:ascii="Times New Roman" w:hAnsi="Times New Roman" w:eastAsia="SimHei" w:cs="Times New Roman"/>
         </w:rPr>
-        <w:t>对称性</w:t>
-      </w:r>
-      <w:r>
-        <w:rPr>
-          <w:rFonts w:hint="eastAsia" w:ascii="Times New Roman" w:hAnsi="Times New Roman" w:eastAsia="Times New Roman" w:cs="Times New Roman"/>
-        </w:rPr>
-        <w:t>-</w:t>
-      </w:r>
-      <w:r>
-        <w:rPr>
-          <w:rFonts w:hint="eastAsia" w:ascii="Times New Roman" w:hAnsi="Times New Roman" w:eastAsia="SimHei" w:cs="Times New Roman"/>
-        </w:rPr>
-        <w:t>习题</w:t>
-      </w:r>
-      <w:r>
-        <w:rPr>
-          <w:rFonts w:hint="eastAsia" w:ascii="Times New Roman" w:hAnsi="Times New Roman" w:eastAsia="Times New Roman" w:cs="Times New Roman"/>
-        </w:rPr>
-        <w:t>4.8</w:t>
+        <w:t xml:space="preserve">对称性</w:t>
       </w:r>
     </w:p>
     <w:p>
@@ -1748,15 +1403,25 @@
         <w:rPr>
           <w:rFonts w:ascii="Times New Roman" w:hAnsi="Times New Roman" w:eastAsia="Times New Roman" w:cs="Times New Roman"/>
         </w:rPr>
-        <w:t xml:space="preserve"> SO</w:t>
-      </w:r>
-      <w:r>
-        <w:rPr>
-          <w:rFonts w:ascii="Times New Roman" w:hAnsi="Times New Roman" w:eastAsia="Times New Roman" w:cs="Times New Roman"/>
-          <w:vertAlign w:val="subscript"/>
-        </w:rPr>
-        <w:t>3</w:t>
-      </w:r>
+        <w:t xml:space="preserve"> </w:t>
+      </w:r>
+      <m:oMath>
+        <m:r>
+          <m:t>S</m:t>
+        </m:r>
+        <m:sSub>
+          <m:e>
+            <m:r>
+              <m:t>O</m:t>
+            </m:r>
+          </m:e>
+          <m:sub>
+            <m:r>
+              <m:t>3</m:t>
+            </m:r>
+          </m:sub>
+        </m:sSub>
+      </m:oMath>
       <w:r>
         <w:rPr>
           <w:rFonts w:ascii="Times New Roman" w:hAnsi="Times New Roman" w:eastAsia="Times New Roman" w:cs="Times New Roman"/>
@@ -1963,7 +1628,7 @@
       </w:r>
     </w:p>
     <w:bookmarkEnd w:id="18"/>
-    <w:bookmarkStart w:id="19" w:name="对称性-习题4.9"/>
+    <w:bookmarkStart w:id="19" w:name="对称性-8"/>
     <w:p>
       <w:pPr>
         <w:pStyle w:val="Heading2"/>
@@ -1979,25 +1644,7 @@
         <w:rPr>
           <w:rFonts w:hint="eastAsia" w:ascii="Times New Roman" w:hAnsi="Times New Roman" w:eastAsia="SimHei" w:cs="Times New Roman"/>
         </w:rPr>
-        <w:t>对称性</w:t>
-      </w:r>
-      <w:r>
-        <w:rPr>
-          <w:rFonts w:hint="eastAsia" w:ascii="Times New Roman" w:hAnsi="Times New Roman" w:eastAsia="Times New Roman" w:cs="Times New Roman"/>
-        </w:rPr>
-        <w:t>-</w:t>
-      </w:r>
-      <w:r>
-        <w:rPr>
-          <w:rFonts w:hint="eastAsia" w:ascii="Times New Roman" w:hAnsi="Times New Roman" w:eastAsia="SimHei" w:cs="Times New Roman"/>
-        </w:rPr>
-        <w:t>习题</w:t>
-      </w:r>
-      <w:r>
-        <w:rPr>
-          <w:rFonts w:hint="eastAsia" w:ascii="Times New Roman" w:hAnsi="Times New Roman" w:eastAsia="Times New Roman" w:cs="Times New Roman"/>
-        </w:rPr>
-        <w:t>4.9</w:t>
+        <w:t xml:space="preserve">对称性</w:t>
       </w:r>
     </w:p>
     <w:p>
@@ -2192,15 +1839,22 @@
         <w:rPr>
           <w:rFonts w:ascii="Times New Roman" w:hAnsi="Times New Roman" w:eastAsia="Times New Roman" w:cs="Times New Roman"/>
         </w:rPr>
-        <w:t xml:space="preserve"> C</w:t>
-      </w:r>
-      <w:r>
-        <w:rPr>
-          <w:rFonts w:ascii="Times New Roman" w:hAnsi="Times New Roman" w:eastAsia="Times New Roman" w:cs="Times New Roman"/>
-          <w:vertAlign w:val="subscript"/>
-        </w:rPr>
-        <w:t>3</w:t>
-      </w:r>
+        <w:t xml:space="preserve"> </w:t>
+      </w:r>
+      <m:oMath>
+        <m:sSub>
+          <m:e>
+            <m:r>
+              <m:t>C</m:t>
+            </m:r>
+          </m:e>
+          <m:sub>
+            <m:r>
+              <m:t>3</m:t>
+            </m:r>
+          </m:sub>
+        </m:sSub>
+      </m:oMath>
       <w:r>
         <w:rPr>
           <w:rFonts w:ascii="Times New Roman" w:hAnsi="Times New Roman" w:eastAsia="Times New Roman" w:cs="Times New Roman"/>
@@ -2269,7 +1923,7 @@
       </w:r>
     </w:p>
     <w:bookmarkEnd w:id="19"/>
-    <w:bookmarkStart w:id="20" w:name="对称性-习题4.10"/>
+    <w:bookmarkStart w:id="20" w:name="对称性-9"/>
     <w:p>
       <w:pPr>
         <w:pStyle w:val="Heading2"/>
@@ -2285,25 +1939,7 @@
         <w:rPr>
           <w:rFonts w:hint="eastAsia" w:ascii="Times New Roman" w:hAnsi="Times New Roman" w:eastAsia="SimHei" w:cs="Times New Roman"/>
         </w:rPr>
-        <w:t>对称性</w:t>
-      </w:r>
-      <w:r>
-        <w:rPr>
-          <w:rFonts w:hint="eastAsia" w:ascii="Times New Roman" w:hAnsi="Times New Roman" w:eastAsia="Times New Roman" w:cs="Times New Roman"/>
-        </w:rPr>
-        <w:t>-</w:t>
-      </w:r>
-      <w:r>
-        <w:rPr>
-          <w:rFonts w:hint="eastAsia" w:ascii="Times New Roman" w:hAnsi="Times New Roman" w:eastAsia="SimHei" w:cs="Times New Roman"/>
-        </w:rPr>
-        <w:t>习题</w:t>
-      </w:r>
-      <w:r>
-        <w:rPr>
-          <w:rFonts w:hint="eastAsia" w:ascii="Times New Roman" w:hAnsi="Times New Roman" w:eastAsia="Times New Roman" w:cs="Times New Roman"/>
-        </w:rPr>
-        <w:t>4.10</w:t>
+        <w:t xml:space="preserve">对称性</w:t>
       </w:r>
     </w:p>
     <w:p>
@@ -2489,7 +2125,7 @@
       </w:r>
     </w:p>
     <w:bookmarkEnd w:id="20"/>
-    <w:bookmarkStart w:id="21" w:name="对称性-习题4.11"/>
+    <w:bookmarkStart w:id="21" w:name="对称性-10"/>
     <w:p>
       <w:pPr>
         <w:pStyle w:val="Heading2"/>
@@ -2505,25 +2141,7 @@
         <w:rPr>
           <w:rFonts w:hint="eastAsia" w:ascii="Times New Roman" w:hAnsi="Times New Roman" w:eastAsia="SimHei" w:cs="Times New Roman"/>
         </w:rPr>
-        <w:t>对称性</w:t>
-      </w:r>
-      <w:r>
-        <w:rPr>
-          <w:rFonts w:hint="eastAsia" w:ascii="Times New Roman" w:hAnsi="Times New Roman" w:eastAsia="Times New Roman" w:cs="Times New Roman"/>
-        </w:rPr>
-        <w:t>-</w:t>
-      </w:r>
-      <w:r>
-        <w:rPr>
-          <w:rFonts w:hint="eastAsia" w:ascii="Times New Roman" w:hAnsi="Times New Roman" w:eastAsia="SimHei" w:cs="Times New Roman"/>
-        </w:rPr>
-        <w:t>习题</w:t>
-      </w:r>
-      <w:r>
-        <w:rPr>
-          <w:rFonts w:hint="eastAsia" w:ascii="Times New Roman" w:hAnsi="Times New Roman" w:eastAsia="Times New Roman" w:cs="Times New Roman"/>
-        </w:rPr>
-        <w:t>4.11</w:t>
+        <w:t xml:space="preserve">对称性</w:t>
       </w:r>
     </w:p>
     <w:p>
@@ -2654,7 +2272,7 @@
       </w:r>
     </w:p>
     <w:bookmarkEnd w:id="21"/>
-    <w:bookmarkStart w:id="22" w:name="对称性-习题4.12"/>
+    <w:bookmarkStart w:id="22" w:name="对称性-11"/>
     <w:p>
       <w:pPr>
         <w:pStyle w:val="Heading2"/>
@@ -2670,25 +2288,7 @@
         <w:rPr>
           <w:rFonts w:hint="eastAsia" w:ascii="Times New Roman" w:hAnsi="Times New Roman" w:eastAsia="SimHei" w:cs="Times New Roman"/>
         </w:rPr>
-        <w:t>对称性</w:t>
-      </w:r>
-      <w:r>
-        <w:rPr>
-          <w:rFonts w:hint="eastAsia" w:ascii="Times New Roman" w:hAnsi="Times New Roman" w:eastAsia="Times New Roman" w:cs="Times New Roman"/>
-        </w:rPr>
-        <w:t>-</w:t>
-      </w:r>
-      <w:r>
-        <w:rPr>
-          <w:rFonts w:hint="eastAsia" w:ascii="Times New Roman" w:hAnsi="Times New Roman" w:eastAsia="SimHei" w:cs="Times New Roman"/>
-        </w:rPr>
-        <w:t>习题</w:t>
-      </w:r>
-      <w:r>
-        <w:rPr>
-          <w:rFonts w:hint="eastAsia" w:ascii="Times New Roman" w:hAnsi="Times New Roman" w:eastAsia="Times New Roman" w:cs="Times New Roman"/>
-        </w:rPr>
-        <w:t>4.12</w:t>
+        <w:t xml:space="preserve">对称性</w:t>
       </w:r>
     </w:p>
     <w:p>
@@ -2851,7 +2451,7 @@
       </w:r>
     </w:p>
     <w:bookmarkEnd w:id="22"/>
-    <w:bookmarkStart w:id="23" w:name="对称性-习题4.13"/>
+    <w:bookmarkStart w:id="23" w:name="对称性-12"/>
     <w:p>
       <w:pPr>
         <w:pStyle w:val="Heading2"/>
@@ -2867,25 +2467,7 @@
         <w:rPr>
           <w:rFonts w:hint="eastAsia" w:ascii="Times New Roman" w:hAnsi="Times New Roman" w:eastAsia="SimHei" w:cs="Times New Roman"/>
         </w:rPr>
-        <w:t>对称性</w:t>
-      </w:r>
-      <w:r>
-        <w:rPr>
-          <w:rFonts w:hint="eastAsia" w:ascii="Times New Roman" w:hAnsi="Times New Roman" w:eastAsia="Times New Roman" w:cs="Times New Roman"/>
-        </w:rPr>
-        <w:t>-</w:t>
-      </w:r>
-      <w:r>
-        <w:rPr>
-          <w:rFonts w:hint="eastAsia" w:ascii="Times New Roman" w:hAnsi="Times New Roman" w:eastAsia="SimHei" w:cs="Times New Roman"/>
-        </w:rPr>
-        <w:t>习题</w:t>
-      </w:r>
-      <w:r>
-        <w:rPr>
-          <w:rFonts w:hint="eastAsia" w:ascii="Times New Roman" w:hAnsi="Times New Roman" w:eastAsia="Times New Roman" w:cs="Times New Roman"/>
-        </w:rPr>
-        <w:t>4.13</w:t>
+        <w:t xml:space="preserve">对称性</w:t>
       </w:r>
     </w:p>
     <w:p>
@@ -2910,7 +2492,7 @@
       </w:r>
     </w:p>
     <w:bookmarkEnd w:id="23"/>
-    <w:bookmarkStart w:id="24" w:name="对称性-习题4.14"/>
+    <w:bookmarkStart w:id="24" w:name="对称性-13"/>
     <w:p>
       <w:pPr>
         <w:pStyle w:val="Heading2"/>
@@ -2926,25 +2508,7 @@
         <w:rPr>
           <w:rFonts w:hint="eastAsia" w:ascii="Times New Roman" w:hAnsi="Times New Roman" w:eastAsia="SimHei" w:cs="Times New Roman"/>
         </w:rPr>
-        <w:t>对称性</w:t>
-      </w:r>
-      <w:r>
-        <w:rPr>
-          <w:rFonts w:hint="eastAsia" w:ascii="Times New Roman" w:hAnsi="Times New Roman" w:eastAsia="Times New Roman" w:cs="Times New Roman"/>
-        </w:rPr>
-        <w:t>-</w:t>
-      </w:r>
-      <w:r>
-        <w:rPr>
-          <w:rFonts w:hint="eastAsia" w:ascii="Times New Roman" w:hAnsi="Times New Roman" w:eastAsia="SimHei" w:cs="Times New Roman"/>
-        </w:rPr>
-        <w:t>习题</w:t>
-      </w:r>
-      <w:r>
-        <w:rPr>
-          <w:rFonts w:hint="eastAsia" w:ascii="Times New Roman" w:hAnsi="Times New Roman" w:eastAsia="Times New Roman" w:cs="Times New Roman"/>
-        </w:rPr>
-        <w:t>4.14</w:t>
+        <w:t xml:space="preserve">对称性</w:t>
       </w:r>
     </w:p>
     <w:p>
@@ -3123,7 +2687,7 @@
       </w:r>
     </w:p>
     <w:bookmarkEnd w:id="24"/>
-    <w:bookmarkStart w:id="25" w:name="对称性-习题4.15"/>
+    <w:bookmarkStart w:id="25" w:name="对称性-14"/>
     <w:p>
       <w:pPr>
         <w:pStyle w:val="Heading2"/>
@@ -3139,25 +2703,7 @@
         <w:rPr>
           <w:rFonts w:hint="eastAsia" w:ascii="Times New Roman" w:hAnsi="Times New Roman" w:eastAsia="SimHei" w:cs="Times New Roman"/>
         </w:rPr>
-        <w:t>对称性</w:t>
-      </w:r>
-      <w:r>
-        <w:rPr>
-          <w:rFonts w:hint="eastAsia" w:ascii="Times New Roman" w:hAnsi="Times New Roman" w:eastAsia="Times New Roman" w:cs="Times New Roman"/>
-        </w:rPr>
-        <w:t>-</w:t>
-      </w:r>
-      <w:r>
-        <w:rPr>
-          <w:rFonts w:hint="eastAsia" w:ascii="Times New Roman" w:hAnsi="Times New Roman" w:eastAsia="SimHei" w:cs="Times New Roman"/>
-        </w:rPr>
-        <w:t>习题</w:t>
-      </w:r>
-      <w:r>
-        <w:rPr>
-          <w:rFonts w:hint="eastAsia" w:ascii="Times New Roman" w:hAnsi="Times New Roman" w:eastAsia="Times New Roman" w:cs="Times New Roman"/>
-        </w:rPr>
-        <w:t>4.15</w:t>
+        <w:t xml:space="preserve">对称性</w:t>
       </w:r>
     </w:p>
     <w:p>
@@ -3194,7 +2740,7 @@
       </w:r>
     </w:p>
     <w:bookmarkEnd w:id="25"/>
-    <w:bookmarkStart w:id="26" w:name="对称性-习题4.16"/>
+    <w:bookmarkStart w:id="26" w:name="对称性-15"/>
     <w:p>
       <w:pPr>
         <w:pStyle w:val="Heading2"/>
@@ -3210,25 +2756,7 @@
         <w:rPr>
           <w:rFonts w:hint="eastAsia" w:ascii="Times New Roman" w:hAnsi="Times New Roman" w:eastAsia="SimHei" w:cs="Times New Roman"/>
         </w:rPr>
-        <w:t>对称性</w:t>
-      </w:r>
-      <w:r>
-        <w:rPr>
-          <w:rFonts w:hint="eastAsia" w:ascii="Times New Roman" w:hAnsi="Times New Roman" w:eastAsia="Times New Roman" w:cs="Times New Roman"/>
-        </w:rPr>
-        <w:t>-</w:t>
-      </w:r>
-      <w:r>
-        <w:rPr>
-          <w:rFonts w:hint="eastAsia" w:ascii="Times New Roman" w:hAnsi="Times New Roman" w:eastAsia="SimHei" w:cs="Times New Roman"/>
-        </w:rPr>
-        <w:t>习题</w:t>
-      </w:r>
-      <w:r>
-        <w:rPr>
-          <w:rFonts w:hint="eastAsia" w:ascii="Times New Roman" w:hAnsi="Times New Roman" w:eastAsia="Times New Roman" w:cs="Times New Roman"/>
-        </w:rPr>
-        <w:t>4.16</w:t>
+        <w:t xml:space="preserve">对称性</w:t>
       </w:r>
     </w:p>
     <w:p>
@@ -3457,19 +2985,20 @@
           <w:numId w:val="1003"/>
         </w:numPr>
       </w:pPr>
-      <w:r>
-        <w:rPr>
-          <w:rFonts w:ascii="Times New Roman" w:hAnsi="Times New Roman" w:eastAsia="Times New Roman" w:cs="Times New Roman"/>
-        </w:rPr>
-        <w:t>S</w:t>
-      </w:r>
-      <w:r>
-        <w:rPr>
-          <w:rFonts w:ascii="Times New Roman" w:hAnsi="Times New Roman" w:eastAsia="Times New Roman" w:cs="Times New Roman"/>
-          <w:vertAlign w:val="subscript"/>
-        </w:rPr>
-        <w:t>8</w:t>
-      </w:r>
+      <m:oMath>
+        <m:sSub>
+          <m:e>
+            <m:r>
+              <m:t>S</m:t>
+            </m:r>
+          </m:e>
+          <m:sub>
+            <m:r>
+              <m:t>8</m:t>
+            </m:r>
+          </m:sub>
+        </m:sSub>
+      </m:oMath>
       <w:r>
         <w:rPr>
           <w:rFonts w:ascii="Times New Roman" w:hAnsi="Times New Roman" w:eastAsia="Times New Roman" w:cs="Times New Roman"/>
@@ -3596,7 +3125,7 @@
       </w:r>
     </w:p>
     <w:bookmarkEnd w:id="26"/>
-    <w:bookmarkStart w:id="27" w:name="对称性-习题4.17"/>
+    <w:bookmarkStart w:id="27" w:name="对称性-16"/>
     <w:p>
       <w:pPr>
         <w:pStyle w:val="Heading2"/>
@@ -3612,25 +3141,7 @@
         <w:rPr>
           <w:rFonts w:hint="eastAsia" w:ascii="Times New Roman" w:hAnsi="Times New Roman" w:eastAsia="SimHei" w:cs="Times New Roman"/>
         </w:rPr>
-        <w:t>对称性</w:t>
-      </w:r>
-      <w:r>
-        <w:rPr>
-          <w:rFonts w:hint="eastAsia" w:ascii="Times New Roman" w:hAnsi="Times New Roman" w:eastAsia="Times New Roman" w:cs="Times New Roman"/>
-        </w:rPr>
-        <w:t>-</w:t>
-      </w:r>
-      <w:r>
-        <w:rPr>
-          <w:rFonts w:hint="eastAsia" w:ascii="Times New Roman" w:hAnsi="Times New Roman" w:eastAsia="SimHei" w:cs="Times New Roman"/>
-        </w:rPr>
-        <w:t>习题</w:t>
-      </w:r>
-      <w:r>
-        <w:rPr>
-          <w:rFonts w:hint="eastAsia" w:ascii="Times New Roman" w:hAnsi="Times New Roman" w:eastAsia="Times New Roman" w:cs="Times New Roman"/>
-        </w:rPr>
-        <w:t>4.17</w:t>
+        <w:t xml:space="preserve">对称性</w:t>
       </w:r>
     </w:p>
     <w:p>
@@ -3751,7 +3262,7 @@
       </w:r>
     </w:p>
     <w:bookmarkEnd w:id="27"/>
-    <w:bookmarkStart w:id="28" w:name="对称性-习题4.18"/>
+    <w:bookmarkStart w:id="28" w:name="对称性-17"/>
     <w:p>
       <w:pPr>
         <w:pStyle w:val="Heading2"/>
@@ -3767,25 +3278,7 @@
         <w:rPr>
           <w:rFonts w:hint="eastAsia" w:ascii="Times New Roman" w:hAnsi="Times New Roman" w:eastAsia="SimHei" w:cs="Times New Roman"/>
         </w:rPr>
-        <w:t>对称性</w:t>
-      </w:r>
-      <w:r>
-        <w:rPr>
-          <w:rFonts w:hint="eastAsia" w:ascii="Times New Roman" w:hAnsi="Times New Roman" w:eastAsia="Times New Roman" w:cs="Times New Roman"/>
-        </w:rPr>
-        <w:t>-</w:t>
-      </w:r>
-      <w:r>
-        <w:rPr>
-          <w:rFonts w:hint="eastAsia" w:ascii="Times New Roman" w:hAnsi="Times New Roman" w:eastAsia="SimHei" w:cs="Times New Roman"/>
-        </w:rPr>
-        <w:t>习题</w:t>
-      </w:r>
-      <w:r>
-        <w:rPr>
-          <w:rFonts w:hint="eastAsia" w:ascii="Times New Roman" w:hAnsi="Times New Roman" w:eastAsia="Times New Roman" w:cs="Times New Roman"/>
-        </w:rPr>
-        <w:t>4.18</w:t>
+        <w:t xml:space="preserve">对称性</w:t>
       </w:r>
     </w:p>
     <w:p>
@@ -4267,7 +3760,7 @@
       </w:r>
     </w:p>
     <w:bookmarkEnd w:id="28"/>
-    <w:bookmarkStart w:id="29" w:name="对称性-习题4.19"/>
+    <w:bookmarkStart w:id="29" w:name="对称性-18"/>
     <w:p>
       <w:pPr>
         <w:pStyle w:val="Heading2"/>
@@ -4283,25 +3776,7 @@
         <w:rPr>
           <w:rFonts w:hint="eastAsia" w:ascii="Times New Roman" w:hAnsi="Times New Roman" w:eastAsia="SimHei" w:cs="Times New Roman"/>
         </w:rPr>
-        <w:t>对称性</w:t>
-      </w:r>
-      <w:r>
-        <w:rPr>
-          <w:rFonts w:hint="eastAsia" w:ascii="Times New Roman" w:hAnsi="Times New Roman" w:eastAsia="Times New Roman" w:cs="Times New Roman"/>
-        </w:rPr>
-        <w:t>-</w:t>
-      </w:r>
-      <w:r>
-        <w:rPr>
-          <w:rFonts w:hint="eastAsia" w:ascii="Times New Roman" w:hAnsi="Times New Roman" w:eastAsia="SimHei" w:cs="Times New Roman"/>
-        </w:rPr>
-        <w:t>习题</w:t>
-      </w:r>
-      <w:r>
-        <w:rPr>
-          <w:rFonts w:hint="eastAsia" w:ascii="Times New Roman" w:hAnsi="Times New Roman" w:eastAsia="Times New Roman" w:cs="Times New Roman"/>
-        </w:rPr>
-        <w:t>4.19</w:t>
+        <w:t xml:space="preserve">对称性</w:t>
       </w:r>
     </w:p>
     <w:p>
@@ -4571,7 +4046,7 @@
       </w:r>
     </w:p>
     <w:bookmarkEnd w:id="29"/>
-    <w:bookmarkStart w:id="30" w:name="对称性-习题4.20"/>
+    <w:bookmarkStart w:id="30" w:name="对称性-19"/>
     <w:p>
       <w:pPr>
         <w:pStyle w:val="Heading2"/>
@@ -4587,25 +4062,7 @@
         <w:rPr>
           <w:rFonts w:hint="eastAsia" w:ascii="Times New Roman" w:hAnsi="Times New Roman" w:eastAsia="SimHei" w:cs="Times New Roman"/>
         </w:rPr>
-        <w:t>对称性</w:t>
-      </w:r>
-      <w:r>
-        <w:rPr>
-          <w:rFonts w:hint="eastAsia" w:ascii="Times New Roman" w:hAnsi="Times New Roman" w:eastAsia="Times New Roman" w:cs="Times New Roman"/>
-        </w:rPr>
-        <w:t>-</w:t>
-      </w:r>
-      <w:r>
-        <w:rPr>
-          <w:rFonts w:hint="eastAsia" w:ascii="Times New Roman" w:hAnsi="Times New Roman" w:eastAsia="SimHei" w:cs="Times New Roman"/>
-        </w:rPr>
-        <w:t>习题</w:t>
-      </w:r>
-      <w:r>
-        <w:rPr>
-          <w:rFonts w:hint="eastAsia" w:ascii="Times New Roman" w:hAnsi="Times New Roman" w:eastAsia="Times New Roman" w:cs="Times New Roman"/>
-        </w:rPr>
-        <w:t>4.20</w:t>
+        <w:t xml:space="preserve">对称性</w:t>
       </w:r>
     </w:p>
     <w:p>
@@ -4672,7 +4129,7 @@
       </w:r>
     </w:p>
     <w:bookmarkEnd w:id="30"/>
-    <w:bookmarkStart w:id="31" w:name="对称性-习题4.21"/>
+    <w:bookmarkStart w:id="31" w:name="对称性-20"/>
     <w:p>
       <w:pPr>
         <w:pStyle w:val="Heading2"/>
@@ -4688,25 +4145,7 @@
         <w:rPr>
           <w:rFonts w:hint="eastAsia" w:ascii="Times New Roman" w:hAnsi="Times New Roman" w:eastAsia="SimHei" w:cs="Times New Roman"/>
         </w:rPr>
-        <w:t>对称性</w:t>
-      </w:r>
-      <w:r>
-        <w:rPr>
-          <w:rFonts w:hint="eastAsia" w:ascii="Times New Roman" w:hAnsi="Times New Roman" w:eastAsia="Times New Roman" w:cs="Times New Roman"/>
-        </w:rPr>
-        <w:t>-</w:t>
-      </w:r>
-      <w:r>
-        <w:rPr>
-          <w:rFonts w:hint="eastAsia" w:ascii="Times New Roman" w:hAnsi="Times New Roman" w:eastAsia="SimHei" w:cs="Times New Roman"/>
-        </w:rPr>
-        <w:t>习题</w:t>
-      </w:r>
-      <w:r>
-        <w:rPr>
-          <w:rFonts w:hint="eastAsia" w:ascii="Times New Roman" w:hAnsi="Times New Roman" w:eastAsia="Times New Roman" w:cs="Times New Roman"/>
-        </w:rPr>
-        <w:t>4.21</w:t>
+        <w:t xml:space="preserve">对称性</w:t>
       </w:r>
     </w:p>
     <w:p>
@@ -4875,7 +4314,7 @@
       </w:r>
     </w:p>
     <w:bookmarkEnd w:id="31"/>
-    <w:bookmarkStart w:id="32" w:name="对称性-习题4.22"/>
+    <w:bookmarkStart w:id="32" w:name="对称性-21"/>
     <w:p>
       <w:pPr>
         <w:pStyle w:val="Heading2"/>
@@ -4891,25 +4330,7 @@
         <w:rPr>
           <w:rFonts w:hint="eastAsia" w:ascii="Times New Roman" w:hAnsi="Times New Roman" w:eastAsia="SimHei" w:cs="Times New Roman"/>
         </w:rPr>
-        <w:t>对称性</w:t>
-      </w:r>
-      <w:r>
-        <w:rPr>
-          <w:rFonts w:hint="eastAsia" w:ascii="Times New Roman" w:hAnsi="Times New Roman" w:eastAsia="Times New Roman" w:cs="Times New Roman"/>
-        </w:rPr>
-        <w:t>-</w:t>
-      </w:r>
-      <w:r>
-        <w:rPr>
-          <w:rFonts w:hint="eastAsia" w:ascii="Times New Roman" w:hAnsi="Times New Roman" w:eastAsia="SimHei" w:cs="Times New Roman"/>
-        </w:rPr>
-        <w:t>习题</w:t>
-      </w:r>
-      <w:r>
-        <w:rPr>
-          <w:rFonts w:hint="eastAsia" w:ascii="Times New Roman" w:hAnsi="Times New Roman" w:eastAsia="Times New Roman" w:cs="Times New Roman"/>
-        </w:rPr>
-        <w:t>4.22</w:t>
+        <w:t xml:space="preserve">对称性</w:t>
       </w:r>
     </w:p>
     <w:p>
@@ -5176,7 +4597,7 @@
       </w:r>
     </w:p>
     <w:bookmarkEnd w:id="32"/>
-    <w:bookmarkStart w:id="33" w:name="对称性-习题4.23"/>
+    <w:bookmarkStart w:id="33" w:name="对称性-22"/>
     <w:p>
       <w:pPr>
         <w:pStyle w:val="Heading2"/>
@@ -5192,25 +4613,7 @@
         <w:rPr>
           <w:rFonts w:hint="eastAsia" w:ascii="Times New Roman" w:hAnsi="Times New Roman" w:eastAsia="SimHei" w:cs="Times New Roman"/>
         </w:rPr>
-        <w:t>对称性</w:t>
-      </w:r>
-      <w:r>
-        <w:rPr>
-          <w:rFonts w:hint="eastAsia" w:ascii="Times New Roman" w:hAnsi="Times New Roman" w:eastAsia="Times New Roman" w:cs="Times New Roman"/>
-        </w:rPr>
-        <w:t>-</w:t>
-      </w:r>
-      <w:r>
-        <w:rPr>
-          <w:rFonts w:hint="eastAsia" w:ascii="Times New Roman" w:hAnsi="Times New Roman" w:eastAsia="SimHei" w:cs="Times New Roman"/>
-        </w:rPr>
-        <w:t>习题</w:t>
-      </w:r>
-      <w:r>
-        <w:rPr>
-          <w:rFonts w:hint="eastAsia" w:ascii="Times New Roman" w:hAnsi="Times New Roman" w:eastAsia="Times New Roman" w:cs="Times New Roman"/>
-        </w:rPr>
-        <w:t>4.23</w:t>
+        <w:t xml:space="preserve">对称性</w:t>
       </w:r>
     </w:p>
     <w:p>
@@ -5340,15 +4743,28 @@
         <w:rPr>
           <w:rFonts w:ascii="Times New Roman" w:hAnsi="Times New Roman" w:eastAsia="Times New Roman" w:cs="Times New Roman"/>
         </w:rPr>
-        <w:t xml:space="preserve"> S</w:t>
-      </w:r>
-      <w:r>
-        <w:rPr>
-          <w:rFonts w:ascii="Times New Roman" w:hAnsi="Times New Roman" w:eastAsia="Times New Roman" w:cs="Times New Roman"/>
-          <w:vertAlign w:val="superscript"/>
-        </w:rPr>
-        <w:t>-1</w:t>
-      </w:r>
+        <w:t xml:space="preserve"> </w:t>
+      </w:r>
+      <m:oMath>
+        <m:sSup>
+          <m:e>
+            <m:r>
+              <m:t>S</m:t>
+            </m:r>
+          </m:e>
+          <m:sup>
+            <m:r>
+              <m:rPr>
+                <m:sty m:val="p"/>
+              </m:rPr>
+              <m:t>−</m:t>
+            </m:r>
+            <m:r>
+              <m:t>1</m:t>
+            </m:r>
+          </m:sup>
+        </m:sSup>
+      </m:oMath>
       <w:r>
         <w:rPr>
           <w:rFonts w:ascii="Times New Roman" w:hAnsi="Times New Roman" w:eastAsia="Times New Roman" w:cs="Times New Roman"/>
@@ -5383,22 +4799,27 @@
         <w:rPr>
           <w:rFonts w:ascii="Times New Roman" w:hAnsi="Times New Roman" w:eastAsia="Times New Roman" w:cs="Times New Roman"/>
         </w:rPr>
-        <w:t xml:space="preserve"> C</w:t>
-      </w:r>
-      <w:r>
-        <w:rPr>
-          <w:rFonts w:ascii="Times New Roman" w:hAnsi="Times New Roman" w:eastAsia="Times New Roman" w:cs="Times New Roman"/>
-          <w:vertAlign w:val="subscript"/>
-        </w:rPr>
-        <w:t>2</w:t>
-      </w:r>
-      <w:r>
-        <w:rPr>
-          <w:rFonts w:ascii="Times New Roman" w:hAnsi="Times New Roman" w:eastAsia="Times New Roman" w:cs="Times New Roman"/>
-          <w:vertAlign w:val="superscript"/>
-        </w:rPr>
-        <w:t>1</w:t>
-      </w:r>
+        <w:t xml:space="preserve"> </w:t>
+      </w:r>
+      <m:oMath>
+        <m:sSubSup>
+          <m:e>
+            <m:r>
+              <m:t>C</m:t>
+            </m:r>
+          </m:e>
+          <m:sub>
+            <m:r>
+              <m:t>2</m:t>
+            </m:r>
+          </m:sub>
+          <m:sup>
+            <m:r>
+              <m:t>1</m:t>
+            </m:r>
+          </m:sup>
+        </m:sSubSup>
+      </m:oMath>
       <w:r>
         <w:rPr>
           <w:rFonts w:ascii="Times New Roman" w:hAnsi="Times New Roman" w:eastAsia="Times New Roman" w:cs="Times New Roman"/>
@@ -5528,22 +4949,27 @@
         <w:rPr>
           <w:rFonts w:ascii="Times New Roman" w:hAnsi="Times New Roman" w:eastAsia="Times New Roman" w:cs="Times New Roman"/>
         </w:rPr>
-        <w:t xml:space="preserve"> C</w:t>
-      </w:r>
-      <w:r>
-        <w:rPr>
-          <w:rFonts w:ascii="Times New Roman" w:hAnsi="Times New Roman" w:eastAsia="Times New Roman" w:cs="Times New Roman"/>
-          <w:vertAlign w:val="subscript"/>
-        </w:rPr>
-        <w:t>2</w:t>
-      </w:r>
-      <w:r>
-        <w:rPr>
-          <w:rFonts w:ascii="Times New Roman" w:hAnsi="Times New Roman" w:eastAsia="Times New Roman" w:cs="Times New Roman"/>
-          <w:vertAlign w:val="superscript"/>
-        </w:rPr>
-        <w:t>1</w:t>
-      </w:r>
+        <w:t xml:space="preserve"> </w:t>
+      </w:r>
+      <m:oMath>
+        <m:sSubSup>
+          <m:e>
+            <m:r>
+              <m:t>C</m:t>
+            </m:r>
+          </m:e>
+          <m:sub>
+            <m:r>
+              <m:t>2</m:t>
+            </m:r>
+          </m:sub>
+          <m:sup>
+            <m:r>
+              <m:t>1</m:t>
+            </m:r>
+          </m:sup>
+        </m:sSubSup>
+      </m:oMath>
       <w:r>
         <w:rPr>
           <w:rFonts w:ascii="Times New Roman" w:hAnsi="Times New Roman" w:eastAsia="Times New Roman" w:cs="Times New Roman"/>
@@ -5574,7 +5000,7 @@
       </w:r>
     </w:p>
     <w:bookmarkEnd w:id="33"/>
-    <w:bookmarkStart w:id="34" w:name="对称性-习题4.24"/>
+    <w:bookmarkStart w:id="34" w:name="对称性-23"/>
     <w:p>
       <w:pPr>
         <w:pStyle w:val="Heading2"/>
@@ -5590,25 +5016,7 @@
         <w:rPr>
           <w:rFonts w:hint="eastAsia" w:ascii="Times New Roman" w:hAnsi="Times New Roman" w:eastAsia="SimHei" w:cs="Times New Roman"/>
         </w:rPr>
-        <w:t>对称性</w:t>
-      </w:r>
-      <w:r>
-        <w:rPr>
-          <w:rFonts w:hint="eastAsia" w:ascii="Times New Roman" w:hAnsi="Times New Roman" w:eastAsia="Times New Roman" w:cs="Times New Roman"/>
-        </w:rPr>
-        <w:t>-</w:t>
-      </w:r>
-      <w:r>
-        <w:rPr>
-          <w:rFonts w:hint="eastAsia" w:ascii="Times New Roman" w:hAnsi="Times New Roman" w:eastAsia="SimHei" w:cs="Times New Roman"/>
-        </w:rPr>
-        <w:t>习题</w:t>
-      </w:r>
-      <w:r>
-        <w:rPr>
-          <w:rFonts w:hint="eastAsia" w:ascii="Times New Roman" w:hAnsi="Times New Roman" w:eastAsia="Times New Roman" w:cs="Times New Roman"/>
-        </w:rPr>
-        <w:t>4.24</w:t>
+        <w:t xml:space="preserve">对称性</w:t>
       </w:r>
     </w:p>
     <w:p>
@@ -5710,7 +5118,7 @@
       </w:r>
     </w:p>
     <w:bookmarkEnd w:id="34"/>
-    <w:bookmarkStart w:id="35" w:name="对称性-习题4.25"/>
+    <w:bookmarkStart w:id="35" w:name="对称性-24"/>
     <w:p>
       <w:pPr>
         <w:pStyle w:val="Heading2"/>
@@ -5726,25 +5134,7 @@
         <w:rPr>
           <w:rFonts w:hint="eastAsia" w:ascii="Times New Roman" w:hAnsi="Times New Roman" w:eastAsia="SimHei" w:cs="Times New Roman"/>
         </w:rPr>
-        <w:t>对称性</w:t>
-      </w:r>
-      <w:r>
-        <w:rPr>
-          <w:rFonts w:hint="eastAsia" w:ascii="Times New Roman" w:hAnsi="Times New Roman" w:eastAsia="Times New Roman" w:cs="Times New Roman"/>
-        </w:rPr>
-        <w:t>-</w:t>
-      </w:r>
-      <w:r>
-        <w:rPr>
-          <w:rFonts w:hint="eastAsia" w:ascii="Times New Roman" w:hAnsi="Times New Roman" w:eastAsia="SimHei" w:cs="Times New Roman"/>
-        </w:rPr>
-        <w:t>习题</w:t>
-      </w:r>
-      <w:r>
-        <w:rPr>
-          <w:rFonts w:hint="eastAsia" w:ascii="Times New Roman" w:hAnsi="Times New Roman" w:eastAsia="Times New Roman" w:cs="Times New Roman"/>
-        </w:rPr>
-        <w:t>4.25</w:t>
+        <w:t xml:space="preserve">对称性</w:t>
       </w:r>
     </w:p>
     <w:p>
@@ -5775,7 +5165,7 @@
       </w:r>
     </w:p>
     <w:bookmarkEnd w:id="35"/>
-    <w:bookmarkStart w:id="36" w:name="对称性-习题4.26"/>
+    <w:bookmarkStart w:id="36" w:name="对称性-25"/>
     <w:p>
       <w:pPr>
         <w:pStyle w:val="Heading2"/>
@@ -5791,25 +5181,7 @@
         <w:rPr>
           <w:rFonts w:hint="eastAsia" w:ascii="Times New Roman" w:hAnsi="Times New Roman" w:eastAsia="SimHei" w:cs="Times New Roman"/>
         </w:rPr>
-        <w:t>对称性</w:t>
-      </w:r>
-      <w:r>
-        <w:rPr>
-          <w:rFonts w:hint="eastAsia" w:ascii="Times New Roman" w:hAnsi="Times New Roman" w:eastAsia="Times New Roman" w:cs="Times New Roman"/>
-        </w:rPr>
-        <w:t>-</w:t>
-      </w:r>
-      <w:r>
-        <w:rPr>
-          <w:rFonts w:hint="eastAsia" w:ascii="Times New Roman" w:hAnsi="Times New Roman" w:eastAsia="SimHei" w:cs="Times New Roman"/>
-        </w:rPr>
-        <w:t>习题</w:t>
-      </w:r>
-      <w:r>
-        <w:rPr>
-          <w:rFonts w:hint="eastAsia" w:ascii="Times New Roman" w:hAnsi="Times New Roman" w:eastAsia="Times New Roman" w:cs="Times New Roman"/>
-        </w:rPr>
-        <w:t>4.26</w:t>
+        <w:t xml:space="preserve">对称性</w:t>
       </w:r>
     </w:p>
     <w:p>
@@ -5852,7 +5224,7 @@
       </w:r>
     </w:p>
     <w:bookmarkEnd w:id="36"/>
-    <w:bookmarkStart w:id="37" w:name="对称性-习题4.27"/>
+    <w:bookmarkStart w:id="37" w:name="对称性-26"/>
     <w:p>
       <w:pPr>
         <w:pStyle w:val="Heading2"/>
@@ -5868,25 +5240,7 @@
         <w:rPr>
           <w:rFonts w:hint="eastAsia" w:ascii="Times New Roman" w:hAnsi="Times New Roman" w:eastAsia="SimHei" w:cs="Times New Roman"/>
         </w:rPr>
-        <w:t>对称性</w:t>
-      </w:r>
-      <w:r>
-        <w:rPr>
-          <w:rFonts w:hint="eastAsia" w:ascii="Times New Roman" w:hAnsi="Times New Roman" w:eastAsia="Times New Roman" w:cs="Times New Roman"/>
-        </w:rPr>
-        <w:t>-</w:t>
-      </w:r>
-      <w:r>
-        <w:rPr>
-          <w:rFonts w:hint="eastAsia" w:ascii="Times New Roman" w:hAnsi="Times New Roman" w:eastAsia="SimHei" w:cs="Times New Roman"/>
-        </w:rPr>
-        <w:t>习题</w:t>
-      </w:r>
-      <w:r>
-        <w:rPr>
-          <w:rFonts w:hint="eastAsia" w:ascii="Times New Roman" w:hAnsi="Times New Roman" w:eastAsia="Times New Roman" w:cs="Times New Roman"/>
-        </w:rPr>
-        <w:t>4.27</w:t>
+        <w:t xml:space="preserve">对称性</w:t>
       </w:r>
     </w:p>
     <w:p>
@@ -6448,7 +5802,7 @@
       </w:r>
     </w:p>
     <w:bookmarkEnd w:id="37"/>
-    <w:bookmarkStart w:id="38" w:name="对称性-习题4.28"/>
+    <w:bookmarkStart w:id="38" w:name="对称性-27"/>
     <w:p>
       <w:pPr>
         <w:pStyle w:val="Heading2"/>
@@ -6464,25 +5818,7 @@
         <w:rPr>
           <w:rFonts w:hint="eastAsia" w:ascii="Times New Roman" w:hAnsi="Times New Roman" w:eastAsia="SimHei" w:cs="Times New Roman"/>
         </w:rPr>
-        <w:t>对称性</w:t>
-      </w:r>
-      <w:r>
-        <w:rPr>
-          <w:rFonts w:hint="eastAsia" w:ascii="Times New Roman" w:hAnsi="Times New Roman" w:eastAsia="Times New Roman" w:cs="Times New Roman"/>
-        </w:rPr>
-        <w:t>-</w:t>
-      </w:r>
-      <w:r>
-        <w:rPr>
-          <w:rFonts w:hint="eastAsia" w:ascii="Times New Roman" w:hAnsi="Times New Roman" w:eastAsia="SimHei" w:cs="Times New Roman"/>
-        </w:rPr>
-        <w:t>习题</w:t>
-      </w:r>
-      <w:r>
-        <w:rPr>
-          <w:rFonts w:hint="eastAsia" w:ascii="Times New Roman" w:hAnsi="Times New Roman" w:eastAsia="Times New Roman" w:cs="Times New Roman"/>
-        </w:rPr>
-        <w:t>4.28</w:t>
+        <w:t xml:space="preserve">对称性</w:t>
       </w:r>
     </w:p>
     <w:p>
@@ -6853,7 +6189,7 @@
       </w:r>
     </w:p>
     <w:bookmarkEnd w:id="38"/>
-    <w:bookmarkStart w:id="39" w:name="对称性-习题4.29"/>
+    <w:bookmarkStart w:id="39" w:name="对称性-28"/>
     <w:p>
       <w:pPr>
         <w:pStyle w:val="Heading2"/>
@@ -6869,25 +6205,7 @@
         <w:rPr>
           <w:rFonts w:hint="eastAsia" w:ascii="Times New Roman" w:hAnsi="Times New Roman" w:eastAsia="SimHei" w:cs="Times New Roman"/>
         </w:rPr>
-        <w:t>对称性</w:t>
-      </w:r>
-      <w:r>
-        <w:rPr>
-          <w:rFonts w:hint="eastAsia" w:ascii="Times New Roman" w:hAnsi="Times New Roman" w:eastAsia="Times New Roman" w:cs="Times New Roman"/>
-        </w:rPr>
-        <w:t>-</w:t>
-      </w:r>
-      <w:r>
-        <w:rPr>
-          <w:rFonts w:hint="eastAsia" w:ascii="Times New Roman" w:hAnsi="Times New Roman" w:eastAsia="SimHei" w:cs="Times New Roman"/>
-        </w:rPr>
-        <w:t>习题</w:t>
-      </w:r>
-      <w:r>
-        <w:rPr>
-          <w:rFonts w:hint="eastAsia" w:ascii="Times New Roman" w:hAnsi="Times New Roman" w:eastAsia="Times New Roman" w:cs="Times New Roman"/>
-        </w:rPr>
-        <w:t>4.29</w:t>
+        <w:t xml:space="preserve">对称性</w:t>
       </w:r>
     </w:p>
     <w:p>
@@ -6978,7 +6296,7 @@
       </w:r>
     </w:p>
     <w:bookmarkEnd w:id="39"/>
-    <w:bookmarkStart w:id="40" w:name="群论-习题1.11"/>
+    <w:bookmarkStart w:id="40" w:name="群论-1"/>
     <w:p>
       <w:pPr>
         <w:pStyle w:val="Heading2"/>
@@ -6994,25 +6312,7 @@
         <w:rPr>
           <w:rFonts w:hint="eastAsia" w:ascii="Times New Roman" w:hAnsi="Times New Roman" w:eastAsia="SimHei" w:cs="Times New Roman"/>
         </w:rPr>
-        <w:t>群论</w:t>
-      </w:r>
-      <w:r>
-        <w:rPr>
-          <w:rFonts w:hint="eastAsia" w:ascii="Times New Roman" w:hAnsi="Times New Roman" w:eastAsia="Times New Roman" w:cs="Times New Roman"/>
-        </w:rPr>
-        <w:t>-</w:t>
-      </w:r>
-      <w:r>
-        <w:rPr>
-          <w:rFonts w:hint="eastAsia" w:ascii="Times New Roman" w:hAnsi="Times New Roman" w:eastAsia="SimHei" w:cs="Times New Roman"/>
-        </w:rPr>
-        <w:t>习题</w:t>
-      </w:r>
-      <w:r>
-        <w:rPr>
-          <w:rFonts w:hint="eastAsia" w:ascii="Times New Roman" w:hAnsi="Times New Roman" w:eastAsia="Times New Roman" w:cs="Times New Roman"/>
-        </w:rPr>
-        <w:t>1.11</w:t>
+        <w:t xml:space="preserve">群论</w:t>
       </w:r>
     </w:p>
     <w:p>
@@ -7124,7 +6424,7 @@
       </w:r>
     </w:p>
     <w:bookmarkEnd w:id="40"/>
-    <w:bookmarkStart w:id="41" w:name="群论-习题1.13"/>
+    <w:bookmarkStart w:id="41" w:name="群论-2"/>
     <w:p>
       <w:pPr>
         <w:pStyle w:val="Heading2"/>
@@ -7140,25 +6440,7 @@
         <w:rPr>
           <w:rFonts w:hint="eastAsia" w:ascii="Times New Roman" w:hAnsi="Times New Roman" w:eastAsia="SimHei" w:cs="Times New Roman"/>
         </w:rPr>
-        <w:t>群论</w:t>
-      </w:r>
-      <w:r>
-        <w:rPr>
-          <w:rFonts w:hint="eastAsia" w:ascii="Times New Roman" w:hAnsi="Times New Roman" w:eastAsia="Times New Roman" w:cs="Times New Roman"/>
-        </w:rPr>
-        <w:t>-</w:t>
-      </w:r>
-      <w:r>
-        <w:rPr>
-          <w:rFonts w:hint="eastAsia" w:ascii="Times New Roman" w:hAnsi="Times New Roman" w:eastAsia="SimHei" w:cs="Times New Roman"/>
-        </w:rPr>
-        <w:t>习题</w:t>
-      </w:r>
-      <w:r>
-        <w:rPr>
-          <w:rFonts w:hint="eastAsia" w:ascii="Times New Roman" w:hAnsi="Times New Roman" w:eastAsia="Times New Roman" w:cs="Times New Roman"/>
-        </w:rPr>
-        <w:t>1.13</w:t>
+        <w:t xml:space="preserve">群论</w:t>
       </w:r>
     </w:p>
     <w:p>
@@ -8275,7 +7557,7 @@
     <ns0:name ns0:val="Verbatim Char"/>
     <ns0:basedOn ns0:val="BodyTextChar"/>
     <ns0:rPr>
-      <ns0:rFonts ns0:ascii="Times New Roman" ns0:cs="Times New Roman" ns0:eastAsia="FangSong" ns0:hAnsi="Times New Roman"/>
+      <ns0:rFonts ns0:ascii="SimSun" ns0:cs="SimSun" ns0:eastAsia="SimSun" ns0:hAnsi="SimSun"/>
       <ns0:b ns0:val="0"/>
       <ns0:sz ns0:val="20"/>
     </ns0:rPr>
@@ -8329,7 +7611,7 @@
       <w:wordWrap w:val="off"/>
     </w:pPr>
     <ns0:rPr>
-      <w:rFonts ns0:ascii="Times New Roman" ns0:hAnsi="Times New Roman" ns0:eastAsia="FangSong" ns0:cs="Times New Roman"/>
+      <w:rFonts ns0:ascii="SimSun" ns0:hAnsi="SimSun" ns0:eastAsia="SimSun" ns0:cs="SimSun"/>
     </ns0:rPr>
   </w:style>
   <w:style w:type="character" w:customStyle="1" w:styleId="KeywordTok">
